--- a/docs/forms/L1_Handover_Pack.docx
+++ b/docs/forms/L1_Handover_Pack.docx
@@ -462,7 +462,79 @@
           <w:color w:val="5A6672"/>
           <w:sz w:val="17"/>
         </w:rPr>
-        <w:t xml:space="preserve">  — tier 0 in-product help · tier 1 on-site super-user · tier 2 external — each with a name and route</w:t>
+        <w:t xml:space="preserve">  — tier 0 in-product help · tier 1 hospital IT staff and super-users · tier 2 our organisation, remotely · tier 3 contracted implementer, if funded</w:t>
+      </w:r>
+    </w:p>
+    <w:p>
+      <w:pPr>
+        <w:spacing w:after="40"/>
+      </w:pPr>
+      <w:r>
+        <w:rPr>
+          <w:sz w:val="22"/>
+        </w:rPr>
+        <w:t xml:space="preserve">☐  </w:t>
+      </w:r>
+      <w:r>
+        <w:rPr>
+          <w:sz w:val="19"/>
+        </w:rPr>
+        <w:t>Encryption key and credentials held by the hospital's owner</w:t>
+      </w:r>
+      <w:r>
+        <w:rPr>
+          <w:color w:val="5A6672"/>
+          <w:sz w:val="17"/>
+        </w:rPr>
+        <w:t xml:space="preserve">  — not by a departing volunteer; without the key the backups cannot be restored</w:t>
+      </w:r>
+    </w:p>
+    <w:p>
+      <w:pPr>
+        <w:spacing w:after="40"/>
+      </w:pPr>
+      <w:r>
+        <w:rPr>
+          <w:sz w:val="22"/>
+        </w:rPr>
+        <w:t xml:space="preserve">☐  </w:t>
+      </w:r>
+      <w:r>
+        <w:rPr>
+          <w:sz w:val="19"/>
+        </w:rPr>
+        <w:t>Downtime procedure written, emergency forms stocked in every unit, rehearsed</w:t>
+      </w:r>
+      <w:r>
+        <w:rPr>
+          <w:color w:val="5A6672"/>
+          <w:sz w:val="17"/>
+        </w:rPr>
+        <w:t xml:space="preserve">  — at least 8 hours of forms per unit; who declares downtime; how paper is entered afterwards</w:t>
+      </w:r>
+    </w:p>
+    <w:p>
+      <w:pPr>
+        <w:spacing w:after="40"/>
+      </w:pPr>
+      <w:r>
+        <w:rPr>
+          <w:sz w:val="22"/>
+        </w:rPr>
+        <w:t xml:space="preserve">☐  </w:t>
+      </w:r>
+      <w:r>
+        <w:rPr>
+          <w:sz w:val="19"/>
+        </w:rPr>
+        <w:t>Battery replacement date</w:t>
+      </w:r>
+      <w:r>
+        <w:rPr>
+          <w:color w:val="5A6672"/>
+          <w:sz w:val="17"/>
+        </w:rPr>
+        <w:t xml:space="preserve">  — from the room temperature; who budgets it</w:t>
       </w:r>
     </w:p>
     <w:p>
@@ -582,7 +654,7 @@
           <w:color w:val="5A6672"/>
           <w:sz w:val="17"/>
         </w:rPr>
-        <w:t xml:space="preserve">  — v0.4</w:t>
+        <w:t xml:space="preserve">  — v0.5</w:t>
       </w:r>
     </w:p>
     <w:p>
@@ -808,7 +880,7 @@
                 <w:i w:val="0"/>
                 <w:sz w:val="18"/>
               </w:rPr>
-              <w:t>On-site super-user</w:t>
+              <w:t>Hospital IT staff and super-users</w:t>
             </w:r>
           </w:p>
         </w:tc>
@@ -884,7 +956,83 @@
                 <w:i w:val="0"/>
                 <w:sz w:val="18"/>
               </w:rPr>
-              <w:t>External / commercial support</w:t>
+              <w:t>Our organisation, remotely (VPN)</w:t>
+            </w:r>
+          </w:p>
+        </w:tc>
+        <w:tc>
+          <w:tcPr>
+            <w:tcW w:type="dxa" w:w="2268"/>
+          </w:tcPr>
+          <w:p>
+            <w:pPr>
+              <w:spacing w:after="40"/>
+            </w:pPr>
+            <w:r/>
+            <w:r>
+              <w:rPr>
+                <w:b w:val="0"/>
+                <w:i w:val="0"/>
+                <w:sz w:val="18"/>
+              </w:rPr>
+            </w:r>
+          </w:p>
+        </w:tc>
+        <w:tc>
+          <w:tcPr>
+            <w:tcW w:type="dxa" w:w="3515"/>
+          </w:tcPr>
+          <w:p>
+            <w:pPr>
+              <w:spacing w:after="40"/>
+            </w:pPr>
+            <w:r/>
+            <w:r>
+              <w:rPr>
+                <w:b w:val="0"/>
+                <w:i w:val="0"/>
+                <w:sz w:val="18"/>
+              </w:rPr>
+            </w:r>
+          </w:p>
+        </w:tc>
+      </w:tr>
+      <w:tr>
+        <w:tc>
+          <w:tcPr>
+            <w:tcW w:type="dxa" w:w="794"/>
+          </w:tcPr>
+          <w:p>
+            <w:pPr>
+              <w:spacing w:after="40"/>
+            </w:pPr>
+            <w:r/>
+            <w:r>
+              <w:rPr>
+                <w:b w:val="0"/>
+                <w:i w:val="0"/>
+                <w:sz w:val="18"/>
+              </w:rPr>
+              <w:t>3</w:t>
+            </w:r>
+          </w:p>
+        </w:tc>
+        <w:tc>
+          <w:tcPr>
+            <w:tcW w:type="dxa" w:w="2835"/>
+          </w:tcPr>
+          <w:p>
+            <w:pPr>
+              <w:spacing w:after="40"/>
+            </w:pPr>
+            <w:r/>
+            <w:r>
+              <w:rPr>
+                <w:b w:val="0"/>
+                <w:i w:val="0"/>
+                <w:sz w:val="18"/>
+              </w:rPr>
+              <w:t>Contracted implementer (SLA), if funded</w:t>
             </w:r>
           </w:p>
         </w:tc>
@@ -1334,7 +1482,7 @@
         <w:color w:val="5A6672"/>
         <w:sz w:val="16"/>
       </w:rPr>
-      <w:t>Handbook v0.4  ·  L-1  ·  Record the handbook version in your closure report</w:t>
+      <w:t>Handbook v0.5  ·  L-1  ·  Record the handbook version in your closure report</w:t>
     </w:r>
   </w:p>
 </w:ftr>
